--- a/Week_3_Hands_On_Exercise_06/Week 3 Hands On Exercise 06.docx
+++ b/Week_3_Hands_On_Exercise_06/Week 3 Hands On Exercise 06.docx
@@ -4,21 +4,24 @@
   <w:body>
     <w:p>
       <w:r>
-        <w:t xml:space="preserve">Week 3 Hands </w:t>
-      </w:r>
-      <w:proofErr w:type="gramStart"/>
-      <w:r>
-        <w:t>On</w:t>
-      </w:r>
-      <w:proofErr w:type="gramEnd"/>
-      <w:r>
-        <w:t xml:space="preserve"> Exercise 06</w:t>
+        <w:t>Week 3 Hands On Exercise 06</w:t>
       </w:r>
     </w:p>
     <w:p>
       <w:r>
         <w:t>GITHUB - -</w:t>
       </w:r>
+      <w:r>
+        <w:t xml:space="preserve"> </w:t>
+      </w:r>
+      <w:hyperlink r:id="rId4" w:history="1">
+        <w:r>
+          <w:rPr>
+            <w:rStyle w:val="Hyperlink"/>
+          </w:rPr>
+          <w:t>ASD102B-21/Week_3_Hands_On_Exercise_06 at main · sal-2529/ASD102B-21 · GitHub</w:t>
+        </w:r>
+      </w:hyperlink>
     </w:p>
     <w:p/>
     <w:p>
@@ -28,15 +31,7 @@
     </w:p>
     <w:p>
       <w:r>
-        <w:t>"</w:t>
-      </w:r>
-      <w:proofErr w:type="gramStart"/>
-      <w:r>
-        <w:t>use</w:t>
-      </w:r>
-      <w:proofErr w:type="gramEnd"/>
-      <w:r>
-        <w:t xml:space="preserve"> strict";</w:t>
+        <w:t>"use strict";</w:t>
       </w:r>
     </w:p>
     <w:p/>
@@ -72,12 +67,10 @@
         <w:t xml:space="preserve"> = selector =&gt; </w:t>
       </w:r>
       <w:proofErr w:type="spellStart"/>
-      <w:proofErr w:type="gramStart"/>
       <w:r>
         <w:t>document.querySelector</w:t>
       </w:r>
       <w:proofErr w:type="spellEnd"/>
-      <w:proofErr w:type="gramEnd"/>
       <w:r>
         <w:t>(selector);</w:t>
       </w:r>
@@ -92,13 +85,8 @@
         <w:t>getElement</w:t>
       </w:r>
       <w:proofErr w:type="spellEnd"/>
-      <w:proofErr w:type="gramStart"/>
-      <w:r>
-        <w:t>("#</w:t>
-      </w:r>
-      <w:proofErr w:type="gramEnd"/>
-      <w:r>
-        <w:t>output");</w:t>
+      <w:r>
+        <w:t>("#output");</w:t>
       </w:r>
     </w:p>
     <w:p/>
@@ -125,12 +113,10 @@
         <w:t xml:space="preserve">    </w:t>
       </w:r>
       <w:proofErr w:type="spellStart"/>
-      <w:proofErr w:type="gramStart"/>
       <w:r>
         <w:t>output.innerHTML</w:t>
       </w:r>
       <w:proofErr w:type="spellEnd"/>
-      <w:proofErr w:type="gramEnd"/>
       <w:r>
         <w:t xml:space="preserve"> = "&lt;p&gt;Loading asteroid information...&lt;/p&gt;";</w:t>
       </w:r>
@@ -171,41 +157,20 @@
     <w:p/>
     <w:p>
       <w:r>
-        <w:t xml:space="preserve">        if </w:t>
-      </w:r>
-      <w:proofErr w:type="gramStart"/>
-      <w:r>
-        <w:t>(!</w:t>
-      </w:r>
-      <w:proofErr w:type="spellStart"/>
-      <w:r>
-        <w:t>response</w:t>
-      </w:r>
-      <w:proofErr w:type="gramEnd"/>
-      <w:r>
-        <w:t>.</w:t>
-      </w:r>
-      <w:proofErr w:type="gramStart"/>
-      <w:r>
-        <w:t>ok</w:t>
+        <w:t>        if (!</w:t>
+      </w:r>
+      <w:proofErr w:type="spellStart"/>
+      <w:r>
+        <w:t>response.ok</w:t>
       </w:r>
       <w:proofErr w:type="spellEnd"/>
       <w:r>
         <w:t>) {</w:t>
       </w:r>
-      <w:proofErr w:type="gramEnd"/>
-    </w:p>
-    <w:p>
-      <w:r>
-        <w:t xml:space="preserve">            throw new </w:t>
-      </w:r>
-      <w:proofErr w:type="gramStart"/>
-      <w:r>
-        <w:t>Error(</w:t>
-      </w:r>
-      <w:proofErr w:type="gramEnd"/>
-      <w:r>
-        <w:t>"Unable to retrieve asteroid data.");</w:t>
+    </w:p>
+    <w:p>
+      <w:r>
+        <w:t>            throw new Error("Unable to retrieve asteroid data.");</w:t>
       </w:r>
     </w:p>
     <w:p>
@@ -219,12 +184,10 @@
         <w:t xml:space="preserve">        const data = await </w:t>
       </w:r>
       <w:proofErr w:type="spellStart"/>
-      <w:proofErr w:type="gramStart"/>
       <w:r>
         <w:t>response.json</w:t>
       </w:r>
       <w:proofErr w:type="spellEnd"/>
-      <w:proofErr w:type="gramEnd"/>
       <w:r>
         <w:t>();</w:t>
       </w:r>
@@ -235,12 +198,10 @@
         <w:t xml:space="preserve">        </w:t>
       </w:r>
       <w:proofErr w:type="spellStart"/>
-      <w:proofErr w:type="gramStart"/>
       <w:r>
         <w:t>output.innerHTML</w:t>
       </w:r>
       <w:proofErr w:type="spellEnd"/>
-      <w:proofErr w:type="gramEnd"/>
       <w:r>
         <w:t xml:space="preserve"> = "&lt;h2&gt;Asteroids by Date&lt;/h2&gt;";</w:t>
       </w:r>
@@ -251,13 +212,8 @@
         <w:t xml:space="preserve">        const asteroids = </w:t>
       </w:r>
       <w:proofErr w:type="spellStart"/>
-      <w:proofErr w:type="gramStart"/>
-      <w:r>
-        <w:t>data.near</w:t>
-      </w:r>
-      <w:proofErr w:type="gramEnd"/>
-      <w:r>
-        <w:t>_earth_objects</w:t>
+      <w:r>
+        <w:t>data.near_earth_objects</w:t>
       </w:r>
       <w:proofErr w:type="spellEnd"/>
       <w:r>
@@ -267,23 +223,13 @@
     <w:p/>
     <w:p>
       <w:r>
-        <w:t xml:space="preserve">        for (let date in </w:t>
-      </w:r>
-      <w:proofErr w:type="gramStart"/>
-      <w:r>
-        <w:t>asteroids) {</w:t>
-      </w:r>
-      <w:proofErr w:type="gramEnd"/>
-    </w:p>
-    <w:p>
-      <w:r>
-        <w:t>            for (let asteroid of asteroids[date</w:t>
-      </w:r>
-      <w:proofErr w:type="gramStart"/>
-      <w:r>
-        <w:t>]) {</w:t>
-      </w:r>
-      <w:proofErr w:type="gramEnd"/>
+        <w:t>        for (let date in asteroids) {</w:t>
+      </w:r>
+    </w:p>
+    <w:p>
+      <w:r>
+        <w:t>            for (let asteroid of asteroids[date]) {</w:t>
+      </w:r>
     </w:p>
     <w:p/>
     <w:p>
@@ -291,12 +237,10 @@
         <w:t xml:space="preserve">                const div = </w:t>
       </w:r>
       <w:proofErr w:type="spellStart"/>
-      <w:proofErr w:type="gramStart"/>
       <w:r>
         <w:t>document.createElement</w:t>
       </w:r>
       <w:proofErr w:type="spellEnd"/>
-      <w:proofErr w:type="gramEnd"/>
       <w:r>
         <w:t>("div");</w:t>
       </w:r>
@@ -320,12 +264,10 @@
         <w:t xml:space="preserve">                const name = </w:t>
       </w:r>
       <w:proofErr w:type="spellStart"/>
-      <w:proofErr w:type="gramStart"/>
       <w:r>
         <w:t>document.createElement</w:t>
       </w:r>
       <w:proofErr w:type="spellEnd"/>
-      <w:proofErr w:type="gramEnd"/>
       <w:r>
         <w:t>("h3");</w:t>
       </w:r>
@@ -335,12 +277,10 @@
         <w:t xml:space="preserve">                </w:t>
       </w:r>
       <w:proofErr w:type="spellStart"/>
-      <w:proofErr w:type="gramStart"/>
       <w:r>
         <w:t>name.textContent</w:t>
       </w:r>
       <w:proofErr w:type="spellEnd"/>
-      <w:proofErr w:type="gramEnd"/>
       <w:r>
         <w:t xml:space="preserve"> = asteroid.name;</w:t>
       </w:r>
@@ -359,12 +299,10 @@
         <w:t xml:space="preserve"> = </w:t>
       </w:r>
       <w:proofErr w:type="spellStart"/>
-      <w:proofErr w:type="gramStart"/>
       <w:r>
         <w:t>document.createElement</w:t>
       </w:r>
       <w:proofErr w:type="spellEnd"/>
-      <w:proofErr w:type="gramEnd"/>
       <w:r>
         <w:t>("p");</w:t>
       </w:r>
@@ -393,12 +331,10 @@
         <w:t xml:space="preserve">                const diameter = </w:t>
       </w:r>
       <w:proofErr w:type="spellStart"/>
-      <w:proofErr w:type="gramStart"/>
       <w:r>
         <w:t>document.createElement</w:t>
       </w:r>
       <w:proofErr w:type="spellEnd"/>
-      <w:proofErr w:type="gramEnd"/>
       <w:r>
         <w:t>("p");</w:t>
       </w:r>
@@ -422,21 +358,8 @@
         <w:t xml:space="preserve">                    </w:t>
       </w:r>
       <w:proofErr w:type="spellStart"/>
-      <w:proofErr w:type="gramStart"/>
-      <w:r>
-        <w:t>asteroid.estimated</w:t>
-      </w:r>
-      <w:proofErr w:type="gramEnd"/>
-      <w:r>
-        <w:t>_</w:t>
-      </w:r>
-      <w:proofErr w:type="gramStart"/>
-      <w:r>
-        <w:t>diameter.feet</w:t>
-      </w:r>
-      <w:proofErr w:type="gramEnd"/>
-      <w:r>
-        <w:t>.estimated_diameter_min</w:t>
+      <w:r>
+        <w:t>asteroid.estimated_diameter.feet.estimated_diameter_min</w:t>
       </w:r>
       <w:proofErr w:type="spellEnd"/>
       <w:r>
@@ -463,21 +386,8 @@
         <w:t xml:space="preserve">                    </w:t>
       </w:r>
       <w:proofErr w:type="spellStart"/>
-      <w:proofErr w:type="gramStart"/>
-      <w:r>
-        <w:t>asteroid.estimated</w:t>
-      </w:r>
-      <w:proofErr w:type="gramEnd"/>
-      <w:r>
-        <w:t>_</w:t>
-      </w:r>
-      <w:proofErr w:type="gramStart"/>
-      <w:r>
-        <w:t>diameter.feet</w:t>
-      </w:r>
-      <w:proofErr w:type="gramEnd"/>
-      <w:r>
-        <w:t>.estimated_diameter_max</w:t>
+      <w:r>
+        <w:t>asteroid.estimated_diameter.feet.estimated_diameter_max</w:t>
       </w:r>
       <w:proofErr w:type="spellEnd"/>
       <w:r>
@@ -490,12 +400,10 @@
         <w:t xml:space="preserve">                </w:t>
       </w:r>
       <w:proofErr w:type="spellStart"/>
-      <w:proofErr w:type="gramStart"/>
       <w:r>
         <w:t>diameter.textContent</w:t>
       </w:r>
       <w:proofErr w:type="spellEnd"/>
-      <w:proofErr w:type="gramEnd"/>
       <w:r>
         <w:t xml:space="preserve"> =</w:t>
       </w:r>
@@ -547,12 +455,10 @@
         <w:t xml:space="preserve">                const hazardous = </w:t>
       </w:r>
       <w:proofErr w:type="spellStart"/>
-      <w:proofErr w:type="gramStart"/>
       <w:r>
         <w:t>document.createElement</w:t>
       </w:r>
       <w:proofErr w:type="spellEnd"/>
-      <w:proofErr w:type="gramEnd"/>
       <w:r>
         <w:t>("p");</w:t>
       </w:r>
@@ -563,12 +469,10 @@
         <w:t xml:space="preserve">                </w:t>
       </w:r>
       <w:proofErr w:type="spellStart"/>
-      <w:proofErr w:type="gramStart"/>
       <w:r>
         <w:t>hazardous.textContent</w:t>
       </w:r>
       <w:proofErr w:type="spellEnd"/>
-      <w:proofErr w:type="gramEnd"/>
       <w:r>
         <w:t xml:space="preserve"> =</w:t>
       </w:r>
@@ -665,12 +569,10 @@
         <w:t xml:space="preserve">                </w:t>
       </w:r>
       <w:proofErr w:type="spellStart"/>
-      <w:proofErr w:type="gramStart"/>
       <w:r>
         <w:t>output.appendChild</w:t>
       </w:r>
       <w:proofErr w:type="spellEnd"/>
-      <w:proofErr w:type="gramEnd"/>
       <w:r>
         <w:t>(div);</w:t>
       </w:r>
@@ -689,25 +591,18 @@
     <w:p>
       <w:r>
         <w:lastRenderedPageBreak/>
-        <w:t>    } catch (</w:t>
-      </w:r>
-      <w:proofErr w:type="gramStart"/>
-      <w:r>
-        <w:t>error) {</w:t>
-      </w:r>
-      <w:proofErr w:type="gramEnd"/>
+        <w:t>    } catch (error) {</w:t>
+      </w:r>
     </w:p>
     <w:p>
       <w:r>
         <w:t xml:space="preserve">        </w:t>
       </w:r>
       <w:proofErr w:type="spellStart"/>
-      <w:proofErr w:type="gramStart"/>
       <w:r>
         <w:t>output.innerHTML</w:t>
       </w:r>
       <w:proofErr w:type="spellEnd"/>
-      <w:proofErr w:type="gramEnd"/>
       <w:r>
         <w:t xml:space="preserve"> =</w:t>
       </w:r>
@@ -717,12 +612,10 @@
         <w:t>            `&lt;p class="error"&gt;Error: ${</w:t>
       </w:r>
       <w:proofErr w:type="spellStart"/>
-      <w:proofErr w:type="gramStart"/>
       <w:r>
         <w:t>error.message</w:t>
       </w:r>
       <w:proofErr w:type="spellEnd"/>
-      <w:proofErr w:type="gramEnd"/>
       <w:r>
         <w:t>}&lt;/p&gt;`;</w:t>
       </w:r>
@@ -733,12 +626,10 @@
         <w:t xml:space="preserve">        </w:t>
       </w:r>
       <w:proofErr w:type="spellStart"/>
-      <w:proofErr w:type="gramStart"/>
       <w:r>
         <w:t>console.error</w:t>
       </w:r>
       <w:proofErr w:type="spellEnd"/>
-      <w:proofErr w:type="gramEnd"/>
       <w:r>
         <w:t>(error);</w:t>
       </w:r>
@@ -777,12 +668,10 @@
         <w:t xml:space="preserve">    </w:t>
       </w:r>
       <w:proofErr w:type="spellStart"/>
-      <w:proofErr w:type="gramStart"/>
       <w:r>
         <w:t>output.innerHTML</w:t>
       </w:r>
       <w:proofErr w:type="spellEnd"/>
-      <w:proofErr w:type="gramEnd"/>
       <w:r>
         <w:t xml:space="preserve"> = "&lt;p&gt;Loading asteroid information...&lt;/p&gt;";</w:t>
       </w:r>
@@ -844,41 +733,20 @@
     <w:p/>
     <w:p>
       <w:r>
-        <w:t xml:space="preserve">        if </w:t>
-      </w:r>
-      <w:proofErr w:type="gramStart"/>
-      <w:r>
-        <w:t>(!</w:t>
-      </w:r>
-      <w:proofErr w:type="spellStart"/>
-      <w:r>
-        <w:t>response</w:t>
-      </w:r>
-      <w:proofErr w:type="gramEnd"/>
-      <w:r>
-        <w:t>.</w:t>
-      </w:r>
-      <w:proofErr w:type="gramStart"/>
-      <w:r>
-        <w:t>ok</w:t>
+        <w:t>        if (!</w:t>
+      </w:r>
+      <w:proofErr w:type="spellStart"/>
+      <w:r>
+        <w:t>response.ok</w:t>
       </w:r>
       <w:proofErr w:type="spellEnd"/>
       <w:r>
         <w:t>) {</w:t>
       </w:r>
-      <w:proofErr w:type="gramEnd"/>
-    </w:p>
-    <w:p>
-      <w:r>
-        <w:t xml:space="preserve">            throw new </w:t>
-      </w:r>
-      <w:proofErr w:type="gramStart"/>
-      <w:r>
-        <w:t>Error(</w:t>
-      </w:r>
-      <w:proofErr w:type="gramEnd"/>
-      <w:r>
-        <w:t>"Unable to retrieve asteroid data.");</w:t>
+    </w:p>
+    <w:p>
+      <w:r>
+        <w:t>            throw new Error("Unable to retrieve asteroid data.");</w:t>
       </w:r>
     </w:p>
     <w:p>
@@ -892,12 +760,10 @@
         <w:t xml:space="preserve">        const data = await </w:t>
       </w:r>
       <w:proofErr w:type="spellStart"/>
-      <w:proofErr w:type="gramStart"/>
       <w:r>
         <w:t>response.json</w:t>
       </w:r>
       <w:proofErr w:type="spellEnd"/>
-      <w:proofErr w:type="gramEnd"/>
       <w:r>
         <w:t>();</w:t>
       </w:r>
@@ -908,12 +774,10 @@
         <w:t xml:space="preserve">        </w:t>
       </w:r>
       <w:proofErr w:type="spellStart"/>
-      <w:proofErr w:type="gramStart"/>
       <w:r>
         <w:t>output.innerHTML</w:t>
       </w:r>
       <w:proofErr w:type="spellEnd"/>
-      <w:proofErr w:type="gramEnd"/>
       <w:r>
         <w:t xml:space="preserve"> = "&lt;h2&gt;Overall Asteroid Dataset&lt;/h2&gt;";</w:t>
       </w:r>
@@ -925,13 +789,8 @@
         <w:t xml:space="preserve">        const asteroids = </w:t>
       </w:r>
       <w:proofErr w:type="spellStart"/>
-      <w:proofErr w:type="gramStart"/>
-      <w:r>
-        <w:t>data.near</w:t>
-      </w:r>
-      <w:proofErr w:type="gramEnd"/>
-      <w:r>
-        <w:t>_earth_objects</w:t>
+      <w:r>
+        <w:t>data.near_earth_objects</w:t>
       </w:r>
       <w:proofErr w:type="spellEnd"/>
       <w:r>
@@ -941,13 +800,8 @@
     <w:p/>
     <w:p>
       <w:r>
-        <w:t xml:space="preserve">        for (let asteroid of </w:t>
-      </w:r>
-      <w:proofErr w:type="gramStart"/>
-      <w:r>
-        <w:t>asteroids) {</w:t>
-      </w:r>
-      <w:proofErr w:type="gramEnd"/>
+        <w:t>        for (let asteroid of asteroids) {</w:t>
+      </w:r>
     </w:p>
     <w:p/>
     <w:p>
@@ -955,12 +809,10 @@
         <w:t xml:space="preserve">            const div = </w:t>
       </w:r>
       <w:proofErr w:type="spellStart"/>
-      <w:proofErr w:type="gramStart"/>
       <w:r>
         <w:t>document.createElement</w:t>
       </w:r>
       <w:proofErr w:type="spellEnd"/>
-      <w:proofErr w:type="gramEnd"/>
       <w:r>
         <w:t>("div");</w:t>
       </w:r>
@@ -984,12 +836,10 @@
         <w:t xml:space="preserve">            const name = </w:t>
       </w:r>
       <w:proofErr w:type="spellStart"/>
-      <w:proofErr w:type="gramStart"/>
       <w:r>
         <w:t>document.createElement</w:t>
       </w:r>
       <w:proofErr w:type="spellEnd"/>
-      <w:proofErr w:type="gramEnd"/>
       <w:r>
         <w:t>("h3");</w:t>
       </w:r>
@@ -999,12 +849,10 @@
         <w:t xml:space="preserve">            </w:t>
       </w:r>
       <w:proofErr w:type="spellStart"/>
-      <w:proofErr w:type="gramStart"/>
       <w:r>
         <w:t>name.textContent</w:t>
       </w:r>
       <w:proofErr w:type="spellEnd"/>
-      <w:proofErr w:type="gramEnd"/>
       <w:r>
         <w:t xml:space="preserve"> = asteroid.name;</w:t>
       </w:r>
@@ -1015,12 +863,10 @@
         <w:t xml:space="preserve">            const id = </w:t>
       </w:r>
       <w:proofErr w:type="spellStart"/>
-      <w:proofErr w:type="gramStart"/>
       <w:r>
         <w:t>document.createElement</w:t>
       </w:r>
       <w:proofErr w:type="spellEnd"/>
-      <w:proofErr w:type="gramEnd"/>
       <w:r>
         <w:t>("p");</w:t>
       </w:r>
@@ -1030,12 +876,10 @@
         <w:t xml:space="preserve">            </w:t>
       </w:r>
       <w:proofErr w:type="spellStart"/>
-      <w:proofErr w:type="gramStart"/>
       <w:r>
         <w:t>id.textContent</w:t>
       </w:r>
       <w:proofErr w:type="spellEnd"/>
-      <w:proofErr w:type="gramEnd"/>
       <w:r>
         <w:t xml:space="preserve"> = "ID: " + asteroid.id;</w:t>
       </w:r>
@@ -1046,12 +890,10 @@
         <w:t xml:space="preserve">            const hazardous = </w:t>
       </w:r>
       <w:proofErr w:type="spellStart"/>
-      <w:proofErr w:type="gramStart"/>
       <w:r>
         <w:t>document.createElement</w:t>
       </w:r>
       <w:proofErr w:type="spellEnd"/>
-      <w:proofErr w:type="gramEnd"/>
       <w:r>
         <w:t>("p");</w:t>
       </w:r>
@@ -1062,12 +904,10 @@
         <w:t xml:space="preserve">            </w:t>
       </w:r>
       <w:proofErr w:type="spellStart"/>
-      <w:proofErr w:type="gramStart"/>
       <w:r>
         <w:t>hazardous.textContent</w:t>
       </w:r>
       <w:proofErr w:type="spellEnd"/>
-      <w:proofErr w:type="gramEnd"/>
       <w:r>
         <w:t xml:space="preserve"> =</w:t>
       </w:r>
@@ -1143,12 +983,10 @@
         <w:t xml:space="preserve">            </w:t>
       </w:r>
       <w:proofErr w:type="spellStart"/>
-      <w:proofErr w:type="gramStart"/>
       <w:r>
         <w:t>output.appendChild</w:t>
       </w:r>
       <w:proofErr w:type="spellEnd"/>
-      <w:proofErr w:type="gramEnd"/>
       <w:r>
         <w:t>(div);</w:t>
       </w:r>
@@ -1162,25 +1000,18 @@
     <w:p/>
     <w:p>
       <w:r>
-        <w:t>    } catch (</w:t>
-      </w:r>
-      <w:proofErr w:type="gramStart"/>
-      <w:r>
-        <w:t>error) {</w:t>
-      </w:r>
-      <w:proofErr w:type="gramEnd"/>
+        <w:t>    } catch (error) {</w:t>
+      </w:r>
     </w:p>
     <w:p>
       <w:r>
         <w:t xml:space="preserve">        </w:t>
       </w:r>
       <w:proofErr w:type="spellStart"/>
-      <w:proofErr w:type="gramStart"/>
       <w:r>
         <w:t>output.innerHTML</w:t>
       </w:r>
       <w:proofErr w:type="spellEnd"/>
-      <w:proofErr w:type="gramEnd"/>
       <w:r>
         <w:t xml:space="preserve"> =</w:t>
       </w:r>
@@ -1190,12 +1021,10 @@
         <w:t>            `&lt;p class="error"&gt;Error: ${</w:t>
       </w:r>
       <w:proofErr w:type="spellStart"/>
-      <w:proofErr w:type="gramStart"/>
       <w:r>
         <w:t>error.message</w:t>
       </w:r>
       <w:proofErr w:type="spellEnd"/>
-      <w:proofErr w:type="gramEnd"/>
       <w:r>
         <w:t>}&lt;/p&gt;`;</w:t>
       </w:r>
@@ -1206,12 +1035,10 @@
         <w:t xml:space="preserve">        </w:t>
       </w:r>
       <w:proofErr w:type="spellStart"/>
-      <w:proofErr w:type="gramStart"/>
       <w:r>
         <w:t>console.error</w:t>
       </w:r>
       <w:proofErr w:type="spellEnd"/>
-      <w:proofErr w:type="gramEnd"/>
       <w:r>
         <w:t>(error);</w:t>
       </w:r>
@@ -1238,29 +1065,22 @@
         <w:t>getElement</w:t>
       </w:r>
       <w:proofErr w:type="spellEnd"/>
-      <w:proofErr w:type="gramStart"/>
       <w:r>
         <w:t>("#</w:t>
       </w:r>
       <w:proofErr w:type="spellStart"/>
-      <w:proofErr w:type="gramEnd"/>
       <w:r>
         <w:t>dateLink</w:t>
       </w:r>
       <w:proofErr w:type="spellEnd"/>
       <w:r>
-        <w:t>"</w:t>
-      </w:r>
-      <w:proofErr w:type="gramStart"/>
-      <w:r>
-        <w:t>).</w:t>
+        <w:t>").</w:t>
       </w:r>
       <w:proofErr w:type="spellStart"/>
       <w:r>
         <w:t>addEventListener</w:t>
       </w:r>
       <w:proofErr w:type="spellEnd"/>
-      <w:proofErr w:type="gramEnd"/>
       <w:r>
         <w:t>("click", event =&gt; {</w:t>
       </w:r>
@@ -1270,12 +1090,10 @@
         <w:t xml:space="preserve">    </w:t>
       </w:r>
       <w:proofErr w:type="spellStart"/>
-      <w:proofErr w:type="gramStart"/>
       <w:r>
         <w:t>event.preventDefault</w:t>
       </w:r>
       <w:proofErr w:type="spellEnd"/>
-      <w:proofErr w:type="gramEnd"/>
       <w:r>
         <w:t>();</w:t>
       </w:r>
@@ -1285,17 +1103,12 @@
         <w:t xml:space="preserve">    </w:t>
       </w:r>
       <w:proofErr w:type="spellStart"/>
-      <w:proofErr w:type="gramStart"/>
       <w:r>
         <w:t>getAsteroidsByDate</w:t>
       </w:r>
       <w:proofErr w:type="spellEnd"/>
       <w:r>
-        <w:t>(</w:t>
-      </w:r>
-      <w:proofErr w:type="gramEnd"/>
-      <w:r>
-        <w:t>);</w:t>
+        <w:t>();</w:t>
       </w:r>
     </w:p>
     <w:p>
@@ -1315,29 +1128,22 @@
         <w:t>getElement</w:t>
       </w:r>
       <w:proofErr w:type="spellEnd"/>
-      <w:proofErr w:type="gramStart"/>
       <w:r>
         <w:t>("#</w:t>
       </w:r>
       <w:proofErr w:type="spellStart"/>
-      <w:proofErr w:type="gramEnd"/>
       <w:r>
         <w:t>browseLink</w:t>
       </w:r>
       <w:proofErr w:type="spellEnd"/>
       <w:r>
-        <w:t>"</w:t>
-      </w:r>
-      <w:proofErr w:type="gramStart"/>
-      <w:r>
-        <w:t>).</w:t>
+        <w:t>").</w:t>
       </w:r>
       <w:proofErr w:type="spellStart"/>
       <w:r>
         <w:t>addEventListener</w:t>
       </w:r>
       <w:proofErr w:type="spellEnd"/>
-      <w:proofErr w:type="gramEnd"/>
       <w:r>
         <w:t>("click", event =&gt; {</w:t>
       </w:r>
@@ -1347,12 +1153,10 @@
         <w:t xml:space="preserve">    </w:t>
       </w:r>
       <w:proofErr w:type="spellStart"/>
-      <w:proofErr w:type="gramStart"/>
       <w:r>
         <w:t>event.preventDefault</w:t>
       </w:r>
       <w:proofErr w:type="spellEnd"/>
-      <w:proofErr w:type="gramEnd"/>
       <w:r>
         <w:t>();</w:t>
       </w:r>
@@ -1362,17 +1166,12 @@
         <w:t xml:space="preserve">    </w:t>
       </w:r>
       <w:proofErr w:type="spellStart"/>
-      <w:proofErr w:type="gramStart"/>
       <w:r>
         <w:t>getAsteroidDataset</w:t>
       </w:r>
       <w:proofErr w:type="spellEnd"/>
       <w:r>
-        <w:t>(</w:t>
-      </w:r>
-      <w:proofErr w:type="gramEnd"/>
-      <w:r>
-        <w:t>);</w:t>
+        <w:t>();</w:t>
       </w:r>
     </w:p>
     <w:p>
@@ -1489,13 +1288,8 @@
         <w:t>href</w:t>
       </w:r>
       <w:proofErr w:type="spellEnd"/>
-      <w:proofErr w:type="gramStart"/>
-      <w:r>
-        <w:t>="#</w:t>
-      </w:r>
-      <w:proofErr w:type="gramEnd"/>
-      <w:r>
-        <w:t>" id="</w:t>
+      <w:r>
+        <w:t>="#" id="</w:t>
       </w:r>
       <w:proofErr w:type="spellStart"/>
       <w:r>
@@ -1526,13 +1320,8 @@
         <w:t>href</w:t>
       </w:r>
       <w:proofErr w:type="spellEnd"/>
-      <w:proofErr w:type="gramStart"/>
-      <w:r>
-        <w:t>="#"</w:t>
-      </w:r>
-      <w:proofErr w:type="gramEnd"/>
-      <w:r>
-        <w:t xml:space="preserve"> id="</w:t>
+      <w:r>
+        <w:t>="#" id="</w:t>
       </w:r>
       <w:proofErr w:type="spellStart"/>
       <w:r>
@@ -1566,15 +1355,7 @@
     </w:p>
     <w:p>
       <w:r>
-        <w:t xml:space="preserve">            &lt;p&gt;Select one of the options above to retrieve asteroid </w:t>
-      </w:r>
-      <w:proofErr w:type="gramStart"/>
-      <w:r>
-        <w:t>information.&lt;</w:t>
-      </w:r>
-      <w:proofErr w:type="gramEnd"/>
-      <w:r>
-        <w:t>/p&gt;</w:t>
+        <w:t>            &lt;p&gt;Select one of the options above to retrieve asteroid information.&lt;/p&gt;</w:t>
       </w:r>
     </w:p>
     <w:p>
@@ -1677,15 +1458,7 @@
     </w:p>
     <w:p>
       <w:r>
-        <w:t xml:space="preserve">    </w:t>
-      </w:r>
-      <w:proofErr w:type="gramStart"/>
-      <w:r>
-        <w:t>max-width</w:t>
-      </w:r>
-      <w:proofErr w:type="gramEnd"/>
-      <w:r>
-        <w:t>: 900px;</w:t>
+        <w:t>    max-width: 900px;</w:t>
       </w:r>
     </w:p>
     <w:p>
@@ -1721,15 +1494,7 @@
     </w:p>
     <w:p>
       <w:r>
-        <w:t>    text-</w:t>
-      </w:r>
-      <w:proofErr w:type="gramStart"/>
-      <w:r>
-        <w:t>align:</w:t>
-      </w:r>
-      <w:proofErr w:type="gramEnd"/>
-      <w:r>
-        <w:t xml:space="preserve"> center;</w:t>
+        <w:t>    text-align: center;</w:t>
       </w:r>
     </w:p>
     <w:p>
@@ -1782,15 +1547,7 @@
     </w:p>
     <w:p>
       <w:r>
-        <w:t>    background-</w:t>
-      </w:r>
-      <w:proofErr w:type="gramStart"/>
-      <w:r>
-        <w:t>color: #</w:t>
-      </w:r>
-      <w:proofErr w:type="gramEnd"/>
-      <w:r>
-        <w:t>333;</w:t>
+        <w:t>    background-color: #333;</w:t>
       </w:r>
     </w:p>
     <w:p>
@@ -1821,28 +1578,12 @@
     <w:p/>
     <w:p>
       <w:r>
-        <w:t xml:space="preserve">nav </w:t>
-      </w:r>
-      <w:proofErr w:type="gramStart"/>
-      <w:r>
-        <w:t>a:hover</w:t>
-      </w:r>
-      <w:proofErr w:type="gramEnd"/>
-      <w:r>
-        <w:t xml:space="preserve"> {</w:t>
-      </w:r>
-    </w:p>
-    <w:p>
-      <w:r>
-        <w:t>    background-</w:t>
-      </w:r>
-      <w:proofErr w:type="gramStart"/>
-      <w:r>
-        <w:t>color: #</w:t>
-      </w:r>
-      <w:proofErr w:type="gramEnd"/>
-      <w:r>
-        <w:t>555;</w:t>
+        <w:t>nav a:hover {</w:t>
+      </w:r>
+    </w:p>
+    <w:p>
+      <w:r>
+        <w:t>    background-color: #555;</w:t>
       </w:r>
     </w:p>
     <w:p>
@@ -1873,13 +1614,8 @@
     </w:p>
     <w:p/>
     <w:p>
-      <w:proofErr w:type="gramStart"/>
-      <w:r>
-        <w:t>.asteroid</w:t>
-      </w:r>
-      <w:proofErr w:type="gramEnd"/>
-      <w:r>
-        <w:t xml:space="preserve"> {</w:t>
+      <w:r>
+        <w:t>.asteroid {</w:t>
       </w:r>
     </w:p>
     <w:p>
@@ -1909,13 +1645,8 @@
     </w:p>
     <w:p/>
     <w:p>
-      <w:proofErr w:type="gramStart"/>
-      <w:r>
-        <w:t>.asteroid</w:t>
-      </w:r>
-      <w:proofErr w:type="gramEnd"/>
-      <w:r>
-        <w:t xml:space="preserve"> h2 {</w:t>
+      <w:r>
+        <w:t>.asteroid h2 {</w:t>
       </w:r>
     </w:p>
     <w:p>
@@ -1930,26 +1661,13 @@
     </w:p>
     <w:p/>
     <w:p>
-      <w:proofErr w:type="gramStart"/>
-      <w:r>
-        <w:t>.loading</w:t>
-      </w:r>
-      <w:proofErr w:type="gramEnd"/>
-      <w:r>
-        <w:t xml:space="preserve"> {</w:t>
-      </w:r>
-    </w:p>
-    <w:p>
-      <w:r>
-        <w:t>    text-</w:t>
-      </w:r>
-      <w:proofErr w:type="gramStart"/>
-      <w:r>
-        <w:t>align:</w:t>
-      </w:r>
-      <w:proofErr w:type="gramEnd"/>
-      <w:r>
-        <w:t xml:space="preserve"> center;</w:t>
+      <w:r>
+        <w:t>.loading {</w:t>
+      </w:r>
+    </w:p>
+    <w:p>
+      <w:r>
+        <w:t>    text-align: center;</w:t>
       </w:r>
     </w:p>
     <w:p>
@@ -1964,13 +1682,8 @@
     </w:p>
     <w:p/>
     <w:p>
-      <w:proofErr w:type="gramStart"/>
-      <w:r>
-        <w:t>.error</w:t>
-      </w:r>
-      <w:proofErr w:type="gramEnd"/>
-      <w:r>
-        <w:t xml:space="preserve"> {</w:t>
+      <w:r>
+        <w:t>.error {</w:t>
       </w:r>
     </w:p>
     <w:p>
@@ -2011,7 +1724,7 @@
                     <pic:cNvPicPr/>
                   </pic:nvPicPr>
                   <pic:blipFill>
-                    <a:blip r:embed="rId4">
+                    <a:blip r:embed="rId5">
                       <a:extLst>
                         <a:ext uri="{28A0092B-C50C-407E-A947-70E740481C1C}">
                           <a14:useLocalDpi xmlns:a14="http://schemas.microsoft.com/office/drawing/2010/main" val="0"/>
@@ -2964,6 +2677,29 @@
       <w:spacing w:val="5"/>
     </w:rPr>
   </w:style>
+  <w:style w:type="character" w:styleId="Hyperlink">
+    <w:name w:val="Hyperlink"/>
+    <w:basedOn w:val="DefaultParagraphFont"/>
+    <w:uiPriority w:val="99"/>
+    <w:unhideWhenUsed/>
+    <w:rsid w:val="00EA221B"/>
+    <w:rPr>
+      <w:color w:val="467886" w:themeColor="hyperlink"/>
+      <w:u w:val="single"/>
+    </w:rPr>
+  </w:style>
+  <w:style w:type="character" w:styleId="UnresolvedMention">
+    <w:name w:val="Unresolved Mention"/>
+    <w:basedOn w:val="DefaultParagraphFont"/>
+    <w:uiPriority w:val="99"/>
+    <w:semiHidden/>
+    <w:unhideWhenUsed/>
+    <w:rsid w:val="00EA221B"/>
+    <w:rPr>
+      <w:color w:val="605E5C"/>
+      <w:shd w:val="clear" w:color="auto" w:fill="E1DFDD"/>
+    </w:rPr>
+  </w:style>
 </w:styles>
 </file>
 
